--- a/docs/questions/qs-gaussianelimination.docx
+++ b/docs/questions/qs-gaussianelimination.docx
@@ -10,7 +10,7 @@
         <w:t xml:space="preserve">Applications of Gaussian Elimination Questions</w:t>
       </w:r>
     </w:p>
-    <w:bookmarkStart w:id="20" w:name="q1"/>
+    <w:bookmarkStart w:id="9" w:name="q1"/>
     <w:p>
       <w:pPr>
         <w:pStyle w:val="Heading2"/>
@@ -1691,7 +1691,7 @@
         </m:oMath>
       </m:oMathPara>
     </w:p>
-    <w:bookmarkEnd w:id="20"/>
+    <w:bookmarkEnd w:id="9"/>
     <w:sectPr>
       <w:pgSz w:h="15840" w:w="12240"/>
       <w:pgMar w:bottom="1440" w:footer="720" w:gutter="0" w:header="720" w:left="1440" w:right="1440" w:top="1440"/>
